--- a/proline/2026-10-27_proline-transporteurs_v1.docx
+++ b/proline/2026-10-27_proline-transporteurs_v1.docx
@@ -39,7 +39,7 @@
       <w:r>
         <w:drawing>
           <wp:inline xmlns:a="http://schemas.openxmlformats.org/drawingml/2006/main" xmlns:pic="http://schemas.openxmlformats.org/drawingml/2006/picture">
-            <wp:extent cx="6120000" cy="2448000"/>
+            <wp:extent cx="6120000" cy="1833562"/>
             <wp:docPr id="1" name="Picture 1"/>
             <wp:cNvGraphicFramePr>
               <a:graphicFrameLocks noChangeAspect="1"/>
@@ -60,7 +60,7 @@
                   <pic:spPr>
                     <a:xfrm>
                       <a:off x="0" y="0"/>
-                      <a:ext cx="6120000" cy="2448000"/>
+                      <a:ext cx="6120000" cy="1833562"/>
                     </a:xfrm>
                     <a:prstGeom prst="rect"/>
                   </pic:spPr>
@@ -1193,8 +1193,7 @@
     <w:p>
       <w:pPr>
         <w:keepNext/>
-        <w:pageBreakBefore/>
-        <w:spacing w:before="0" w:after="120" w:line="264" w:lineRule="auto"/>
+        <w:spacing w:before="280" w:after="120" w:line="264" w:lineRule="auto"/>
       </w:pPr>
       <w:r>
         <w:rPr>
@@ -2105,8 +2104,7 @@
     <w:p>
       <w:pPr>
         <w:keepNext/>
-        <w:pageBreakBefore/>
-        <w:spacing w:before="0" w:after="120" w:line="264" w:lineRule="auto"/>
+        <w:spacing w:before="280" w:after="120" w:line="264" w:lineRule="auto"/>
       </w:pPr>
       <w:r>
         <w:rPr>
@@ -3469,7 +3467,8 @@
     <w:p>
       <w:pPr>
         <w:keepNext/>
-        <w:spacing w:before="280" w:after="120" w:line="264" w:lineRule="auto"/>
+        <w:pageBreakBefore/>
+        <w:spacing w:before="0" w:after="120" w:line="264" w:lineRule="auto"/>
       </w:pPr>
       <w:r>
         <w:rPr>

--- a/proline/2026-10-27_proline-transporteurs_v1.docx
+++ b/proline/2026-10-27_proline-transporteurs_v1.docx
@@ -3467,8 +3467,7 @@
     <w:p>
       <w:pPr>
         <w:keepNext/>
-        <w:pageBreakBefore/>
-        <w:spacing w:before="0" w:after="120" w:line="264" w:lineRule="auto"/>
+        <w:spacing w:before="280" w:after="120" w:line="264" w:lineRule="auto"/>
       </w:pPr>
       <w:r>
         <w:rPr>
